--- a/Introduccion a la Ingenieria/Kit docente/Clase 10/Guion Docente Clase 10 - Herramientas digitales aplicadas a la Ingenieria.docx
+++ b/Introduccion a la Ingenieria/Kit docente/Clase 10/Guion Docente Clase 10 - Herramientas digitales aplicadas a la Ingenieria.docx
@@ -69,7 +69,7 @@
           <w:color w:val="4A4A49"/>
           <w:sz w:val="22"/>
         </w:rPr>
-        <w:t>Tipo: Clase virtual sincrónica por Google Meet · Sesión 10 de 16 · corresponde al tema 10 del microcurrículo</w:t>
+        <w:t>Tipo: Clase virtual sincrónica por Google Meet · Sesión 6 de 11 (sesión doble junto con la Clase 9) · corresponde al tema 10 del microcurrículo</w:t>
       </w:r>
     </w:p>
     <w:p>
@@ -169,6 +169,7 @@
       <w:r>
         <w:rPr>
           <w:rFonts w:ascii="Consolas" w:hAnsi="Consolas"/>
+          <w:b w:val="0"/>
           <w:color w:val="111111"/>
           <w:sz w:val="21"/>
         </w:rPr>
@@ -864,7 +865,7 @@
           <w:color w:val="4A4A49"/>
           <w:sz w:val="22"/>
         </w:rPr>
-        <w:t>. La alta aparece en la sesión 14, y solo para la presentación final. Un equipo que llega a la sesión 11 con una pantalla preciosa y sin estado de error entendió mal la sesión.</w:t>
+        <w:t>. La alta aparece en la Clase 14, y solo para la presentación final. Un equipo que llega a la Clase 11 con una pantalla preciosa y sin estado de error entendió mal la sesión.</w:t>
       </w:r>
     </w:p>
     <w:p>
@@ -1003,7 +1004,7 @@
           <w:color w:val="4A4A49"/>
           <w:sz w:val="22"/>
         </w:rPr>
-        <w:t>: una flecha y una palabra por botón. Un botón sin destino escrito es una decisión que nadie tomó, y en la sesión 12 la va a tomar el usuario por ustedes, mal.</w:t>
+        <w:t>: una flecha y una palabra por botón. Un botón sin destino escrito es una decisión que nadie tomó, y en la Clase 12 la va a tomar el usuario por ustedes, mal.</w:t>
       </w:r>
     </w:p>
     <w:p>
@@ -1112,7 +1113,7 @@
           <w:color w:val="4A4A49"/>
           <w:sz w:val="22"/>
         </w:rPr>
-        <w:t xml:space="preserve"> queda reservado para la sesión 14 y para material que verá alguien externo. Y </w:t>
+        <w:t xml:space="preserve"> queda reservado para la Clase 14 y para material que verá alguien externo. Y </w:t>
       </w:r>
       <w:r>
         <w:rPr>
@@ -1154,7 +1155,7 @@
           <w:color w:val="4A4A49"/>
           <w:sz w:val="22"/>
         </w:rPr>
-        <w:t xml:space="preserve">: se califica que el flujo se entienda, que los textos sean reales y que existan el estado vacío y el de error; un equipo que gasta el taller eligiendo colores llega a la sesión 12 sin nada que probar. Y </w:t>
+        <w:t xml:space="preserve">: se califica que el flujo se entienda, que los textos sean reales y que existan el estado vacío y el de error; un equipo que gasta el taller eligiendo colores llega a la Clase 12 sin nada que probar. Y </w:t>
       </w:r>
       <w:r>
         <w:rPr>
@@ -1198,6 +1199,7 @@
       <w:r>
         <w:rPr>
           <w:rFonts w:ascii="Consolas" w:hAnsi="Consolas"/>
+          <w:b w:val="0"/>
           <w:color w:val="111111"/>
           <w:sz w:val="21"/>
         </w:rPr>
@@ -1365,7 +1367,7 @@
           <w:color w:val="4A4A49"/>
           <w:sz w:val="22"/>
         </w:rPr>
-        <w:t>Para la sesión 11</w:t>
+        <w:t>Para la Clase 11</w:t>
       </w:r>
     </w:p>
     <w:p>
@@ -1822,7 +1824,7 @@
           <w:color w:val="4A4A49"/>
           <w:sz w:val="22"/>
         </w:rPr>
-        <w:t xml:space="preserve"> corte en caliente a quien esté eligiendo colores o buscando íconos. Dígalo sin rodeos: eso no se califica hoy y les está costando la sesión 12.</w:t>
+        <w:t xml:space="preserve"> corte en caliente a quien esté eligiendo colores o buscando íconos. Dígalo sin rodeos: eso no se califica hoy y les está costando la Clase 12.</w:t>
       </w:r>
     </w:p>
     <w:p>
@@ -1931,7 +1933,7 @@
           <w:color w:val="4A4A49"/>
           <w:sz w:val="22"/>
         </w:rPr>
-        <w:t xml:space="preserve"> haga una pregunta de usuario a cada equipo mientras exponen —«soy la voluntaria y no sé qué es esto, ¿qué toco?»—. Diez segundos, y es la mejor preparación posible para la sesión 12.</w:t>
+        <w:t xml:space="preserve"> haga una pregunta de usuario a cada equipo mientras exponen —«soy la voluntaria y no sé qué es esto, ¿qué toco?»—. Diez segundos, y es la mejor preparación posible para la Clase 12.</w:t>
       </w:r>
     </w:p>
     <w:p>
@@ -2332,7 +2334,7 @@
                 <w:color w:val="4A4A49"/>
                 <w:sz w:val="20"/>
               </w:rPr>
-              <w:t>La fidelidad alta reduce la crítica útil: pulir hoy es perder información en la sesión 12.</w:t>
+              <w:t>La fidelidad alta reduce la crítica útil: pulir hoy es perder información en la Clase 12.</w:t>
             </w:r>
           </w:p>
         </w:tc>
@@ -2349,7 +2351,7 @@
                 <w:color w:val="4A4A49"/>
                 <w:sz w:val="20"/>
               </w:rPr>
-              <w:t>El estado de error y los textos reales. Los colores, en la sesión 14.</w:t>
+              <w:t>El estado de error y los textos reales. Los colores, en la Clase 14.</w:t>
             </w:r>
           </w:p>
         </w:tc>
@@ -2670,7 +2672,7 @@
           <w:color w:val="4A4A49"/>
           <w:sz w:val="22"/>
         </w:rPr>
-        <w:t xml:space="preserve"> Use el argumento de la paradoja de la fidelidad, no la orden: pulir hoy es perder crítica útil en la sesión 12.</w:t>
+        <w:t xml:space="preserve"> Use el argumento de la paradoja de la fidelidad, no la orden: pulir hoy es perder crítica útil en la Clase 12.</w:t>
       </w:r>
     </w:p>
     <w:p>
@@ -2699,7 +2701,7 @@
           <w:color w:val="4A4A49"/>
           <w:sz w:val="22"/>
         </w:rPr>
-        <w:t xml:space="preserve"> —«soy la voluntaria y no sé qué es esto, ¿qué toco?»—. Diez segundos y es el mejor ensayo para la sesión 12.</w:t>
+        <w:t xml:space="preserve"> —«soy la voluntaria y no sé qué es esto, ¿qué toco?»—. Diez segundos y es el mejor ensayo para la Clase 12.</w:t>
       </w:r>
     </w:p>
     <w:p>
@@ -2833,6 +2835,7 @@
       <w:r>
         <w:rPr>
           <w:rFonts w:ascii="Consolas" w:hAnsi="Consolas"/>
+          <w:b w:val="0"/>
           <w:color w:val="111111"/>
           <w:sz w:val="21"/>
         </w:rPr>
@@ -2854,6 +2857,7 @@
       <w:r>
         <w:rPr>
           <w:rFonts w:ascii="Consolas" w:hAnsi="Consolas"/>
+          <w:b w:val="0"/>
           <w:color w:val="111111"/>
           <w:sz w:val="21"/>
         </w:rPr>
@@ -2891,6 +2895,7 @@
       <w:r>
         <w:rPr>
           <w:rFonts w:ascii="Consolas" w:hAnsi="Consolas"/>
+          <w:b w:val="0"/>
           <w:color w:val="111111"/>
           <w:sz w:val="21"/>
         </w:rPr>
@@ -2912,6 +2917,7 @@
       <w:r>
         <w:rPr>
           <w:rFonts w:ascii="Consolas" w:hAnsi="Consolas"/>
+          <w:b w:val="0"/>
           <w:color w:val="111111"/>
           <w:sz w:val="21"/>
         </w:rPr>

--- a/Introduccion a la Ingenieria/Kit docente/Clase 10/Guion Docente Clase 10 - Herramientas digitales aplicadas a la Ingenieria.docx
+++ b/Introduccion a la Ingenieria/Kit docente/Clase 10/Guion Docente Clase 10 - Herramientas digitales aplicadas a la Ingenieria.docx
@@ -69,7 +69,7 @@
           <w:color w:val="4A4A49"/>
           <w:sz w:val="22"/>
         </w:rPr>
-        <w:t>Tipo: Clase virtual sincrónica por Google Meet · Sesión 6 de 11 (sesión doble junto con la Clase 9) · corresponde al tema 10 del microcurrículo</w:t>
+        <w:t>Tipo: Clase virtual sincrónica por Microsoft Teams · Sesión 6 de 11 (sesión doble junto con la Clase 9) · corresponde al tema 10 del microcurrículo</w:t>
       </w:r>
     </w:p>
     <w:p>
@@ -98,7 +98,7 @@
           <w:color w:val="4A4A49"/>
           <w:sz w:val="22"/>
         </w:rPr>
-        <w:t xml:space="preserve"> por Google Meet · actividades en plataformas gratuitas en la nube · los 5 equipos trabajan en </w:t>
+        <w:t xml:space="preserve"> por Microsoft Teams · actividades en plataformas gratuitas en la nube · los 5 equipos trabajan en </w:t>
       </w:r>
       <w:r>
         <w:rPr>
